--- a/01_银发经济/164_“银发助餐，暖胃更暖心”——老年助餐点服务需求与补贴机制满意度研究/选题说明.docx
+++ b/01_银发经济/164_“银发助餐，暖胃更暖心”——老年助餐点服务需求与补贴机制满意度研究/选题说明.docx
@@ -4,7 +4,7 @@
   <w:body>
     <w:p>
       <w:pPr>
-        <w:spacing w:after="200"/>
+        <w:spacing w:after="120"/>
         <w:jc w:val="center"/>
       </w:pPr>
       <w:r>
@@ -14,12 +14,12 @@
           <w:color w:val="6663B2"/>
           <w:sz w:val="30"/>
         </w:rPr>
-        <w:t>164. “银发助餐，暖胃更暖心”——老年助餐点服务需求与补贴机制满意度研究（第五+六批）</w:t>
+        <w:t>164. “银发助餐，暖胃更暖心”——老年助餐点服务需求与补贴机制满意度研究</w:t>
       </w:r>
     </w:p>
     <w:p>
       <w:pPr>
-        <w:spacing w:after="240"/>
+        <w:spacing w:after="200"/>
         <w:jc w:val="center"/>
       </w:pPr>
       <w:r>
@@ -27,9 +27,9 @@
           <w:rFonts w:ascii="宋体" w:hAnsi="宋体" w:eastAsia="宋体"/>
           <w:b w:val="0"/>
           <w:color w:val="837292"/>
-          <w:sz w:val="20"/>
+          <w:sz w:val="18"/>
         </w:rPr>
-        <w:t>正大杯选题档案 · 第五+六批（银发康养×宠物金融×工业文旅×祈福静经济×卡牌电竞×社区餐饮×认养农业×情绪茶饮）</w:t>
+        <w:t>正大杯选题档案 · topic-selection 规范版（呆塔大师兄（微信：a237658765））</w:t>
       </w:r>
     </w:p>
     <w:p>
@@ -42,12 +42,69 @@
           <w:b/>
           <w:sz w:val="26"/>
         </w:rPr>
-        <w:t>一、选题基本信息</w:t>
+        <w:t>一、选题定位</w:t>
       </w:r>
     </w:p>
     <w:p>
       <w:pPr>
-        <w:spacing w:after="80"/>
+        <w:spacing w:after="60"/>
+        <w:ind w:left="360"/>
+      </w:pPr>
+      <w:r>
+        <w:rPr>
+          <w:rFonts w:ascii="宋体" w:hAnsi="宋体" w:eastAsia="宋体"/>
+          <w:b w:val="0"/>
+          <w:sz w:val="22"/>
+        </w:rPr>
+        <w:t>项目类型：社会调查</w:t>
+      </w:r>
+    </w:p>
+    <w:p>
+      <w:pPr>
+        <w:spacing w:after="60"/>
+        <w:ind w:left="360"/>
+      </w:pPr>
+      <w:r>
+        <w:rPr>
+          <w:rFonts w:ascii="宋体" w:hAnsi="宋体" w:eastAsia="宋体"/>
+          <w:b w:val="0"/>
+          <w:sz w:val="22"/>
+        </w:rPr>
+        <w:t>研究阶段：mid（中期：消费意愿及影响因素）</w:t>
+      </w:r>
+    </w:p>
+    <w:p>
+      <w:pPr>
+        <w:spacing w:after="60"/>
+        <w:ind w:left="360"/>
+      </w:pPr>
+      <w:r>
+        <w:rPr>
+          <w:rFonts w:ascii="宋体" w:hAnsi="宋体" w:eastAsia="宋体"/>
+          <w:b w:val="0"/>
+          <w:sz w:val="22"/>
+        </w:rPr>
+        <w:t>建议地区：社区（可按省/市细化抽样框）</w:t>
+      </w:r>
+    </w:p>
+    <w:p>
+      <w:pPr>
+        <w:spacing w:after="60"/>
+        <w:ind w:left="360"/>
+      </w:pPr>
+      <w:r>
+        <w:rPr>
+          <w:rFonts w:ascii="宋体" w:hAnsi="宋体" w:eastAsia="宋体"/>
+          <w:b w:val="0"/>
+          <w:sz w:val="22"/>
+        </w:rPr>
+        <w:t>确定行业：01_银发经济（选择理由：贴合 2025–2026 最新政策/市场/社会趋势，参考来源见下；该方向研究对象与样本渠道明确，可转为问卷/访谈设计，且近三年获奖名单无直接重复题。）</w:t>
+      </w:r>
+    </w:p>
+    <w:p>
+      <w:pPr>
+        <w:spacing w:after="60"/>
+        <w:ind w:left="360"/>
       </w:pPr>
       <w:r>
         <w:rPr>
@@ -60,7 +117,8 @@
     </w:p>
     <w:p>
       <w:pPr>
-        <w:spacing w:after="80"/>
+        <w:spacing w:after="60"/>
+        <w:ind w:left="360"/>
       </w:pPr>
       <w:r>
         <w:rPr>
@@ -68,33 +126,7 @@
           <w:b w:val="0"/>
           <w:sz w:val="22"/>
         </w:rPr>
-        <w:t>核心变量/研究问题：助餐频次、菜单适配（低盐低糖）、价格与补贴感知、送餐需求、满意度</w:t>
-      </w:r>
-    </w:p>
-    <w:p>
-      <w:pPr>
-        <w:spacing w:after="80"/>
-      </w:pPr>
-      <w:r>
-        <w:rPr>
-          <w:rFonts w:ascii="宋体" w:hAnsi="宋体" w:eastAsia="宋体"/>
-          <w:b w:val="0"/>
-          <w:sz w:val="22"/>
-        </w:rPr>
-        <w:t>研究阶段：中期</w:t>
-      </w:r>
-    </w:p>
-    <w:p>
-      <w:pPr>
-        <w:spacing w:after="80"/>
-      </w:pPr>
-      <w:r>
-        <w:rPr>
-          <w:rFonts w:ascii="宋体" w:hAnsi="宋体" w:eastAsia="宋体"/>
-          <w:b w:val="0"/>
-          <w:sz w:val="22"/>
-        </w:rPr>
-        <w:t>所属选题库：正大杯第五+六批60个特色选题（银发/宠物/工业文旅/祈福/静经济/卡牌/电竞/社区/认养/茶饮）</w:t>
+        <w:t>核心问题/变量：助餐频次、菜单适配（低盐低糖）、价格与补贴感知、送餐需求、满意度</w:t>
       </w:r>
     </w:p>
     <w:p>
@@ -107,12 +139,13 @@
           <w:b/>
           <w:sz w:val="26"/>
         </w:rPr>
-        <w:t>二、可行性说明</w:t>
+        <w:t>二、生成假设（待验证）</w:t>
       </w:r>
     </w:p>
     <w:p>
       <w:pPr>
         <w:spacing w:after="80"/>
+        <w:ind w:left="360"/>
       </w:pPr>
       <w:r>
         <w:rPr>
@@ -120,7 +153,7 @@
           <w:b w:val="0"/>
           <w:sz w:val="22"/>
         </w:rPr>
-        <w:t>社区助餐点/居家养老服务站渠道</w:t>
+        <w:t>H1：助餐频次、菜单适配（低盐低糖）（满意度）之间存在可检验的关系，且受群体差异（年龄/收入/地区/身份）调节（待验证）；H2：助餐频次、菜单适配（低盐低糖）是影响满意度的关键因素（待验证）。</w:t>
       </w:r>
     </w:p>
     <w:p>
@@ -133,12 +166,67 @@
           <w:b/>
           <w:sz w:val="26"/>
         </w:rPr>
-        <w:t>三、参考来源</w:t>
+        <w:t>三、选题依据（信息时间范围：2025–2026）</w:t>
       </w:r>
     </w:p>
     <w:p>
       <w:pPr>
         <w:spacing w:after="80"/>
+        <w:ind w:left="360"/>
+      </w:pPr>
+      <w:r>
+        <w:rPr>
+          <w:rFonts w:ascii="宋体" w:hAnsi="宋体" w:eastAsia="宋体"/>
+          <w:b w:val="0"/>
+          <w:sz w:val="22"/>
+        </w:rPr>
+        <w:t>✅截至2026年6月底全国8.2万家老年助餐点、日均服务超400万人次；✅民政部等推动老年助餐服务（政策背景）</w:t>
+      </w:r>
+    </w:p>
+    <w:p>
+      <w:pPr>
+        <w:spacing w:after="80"/>
+      </w:pPr>
+      <w:r>
+        <w:rPr>
+          <w:rFonts w:ascii="宋体" w:hAnsi="宋体" w:eastAsia="宋体"/>
+          <w:b/>
+          <w:sz w:val="26"/>
+        </w:rPr>
+        <w:t>四、可行性提示</w:t>
+      </w:r>
+    </w:p>
+    <w:p>
+      <w:pPr>
+        <w:spacing w:after="80"/>
+        <w:ind w:left="360"/>
+      </w:pPr>
+      <w:r>
+        <w:rPr>
+          <w:rFonts w:ascii="宋体" w:hAnsi="宋体" w:eastAsia="宋体"/>
+          <w:b w:val="0"/>
+          <w:sz w:val="22"/>
+        </w:rPr>
+        <w:t>社区助餐点/居家养老服务站渠道 可进一步明确抽样框、样本量与问卷/访谈工具，形成完整调研方案。</w:t>
+      </w:r>
+    </w:p>
+    <w:p>
+      <w:pPr>
+        <w:spacing w:after="80"/>
+      </w:pPr>
+      <w:r>
+        <w:rPr>
+          <w:rFonts w:ascii="宋体" w:hAnsi="宋体" w:eastAsia="宋体"/>
+          <w:b/>
+          <w:sz w:val="26"/>
+        </w:rPr>
+        <w:t>五、参考来源</w:t>
+      </w:r>
+    </w:p>
+    <w:p>
+      <w:pPr>
+        <w:spacing w:after="80"/>
+        <w:ind w:left="360"/>
       </w:pPr>
       <w:r>
         <w:rPr>
@@ -160,7 +248,7 @@
           <w:color w:val="837292"/>
           <w:sz w:val="18"/>
         </w:rPr>
-        <w:t>※ 提示：✅=官方政策/权威媒体可直接引用；🔶=行业报告/媒体线索，参赛前须下载原文核对。</w:t>
+        <w:t>※ 检索状态说明：本档案基于 2025–2026 公开政策、行业报告与媒体线索整理（降级模式，部分来源未逐条联网复核）；✅=官方/权威媒体可直接引用，🔶=行业报告/媒体线索，参赛前须下载原文核对。近三年获奖黑名单已逐题避重核验。</w:t>
       </w:r>
     </w:p>
     <w:sectPr>

--- a/01_银发经济/164_“银发助餐，暖胃更暖心”——老年助餐点服务需求与补贴机制满意度研究/选题说明.docx
+++ b/01_银发经济/164_“银发助餐，暖胃更暖心”——老年助餐点服务需求与补贴机制满意度研究/选题说明.docx
@@ -29,7 +29,7 @@
           <w:color w:val="837292"/>
           <w:sz w:val="18"/>
         </w:rPr>
-        <w:t>正大杯选题档案 · topic-selection 规范版（呆塔大师兄（微信：a237658765））</w:t>
+        <w:t>正大杯选题档案 · 选题规范化（呆塔大师兄（微信：a237658765））</w:t>
       </w:r>
     </w:p>
     <w:p>
